--- a/assets/libreoffice_writ_njc/c1e0cd7a-e112-446b-a855-563a3aa9be0f/AnnualReport_L1_01.docx
+++ b/assets/libreoffice_writ_njc/c1e0cd7a-e112-446b-a855-563a3aa9be0f/AnnualReport_L1_01.docx
@@ -44,18 +44,18 @@
     <w:p>
       <w:pPr>
         <w:pStyle w:val="Heading1"/>
-        <w:rPr/>
-      </w:pPr>
-      <w:r>
-        <w:rPr/>
-        <w:t xml:space="preserve">1. </w:t>
-      </w:r>
+        <w:rPr>
+          <w:b/>
+          <w:b/>
+          <w:bCs/>
+        </w:rPr>
+      </w:pPr>
       <w:r>
         <w:rPr>
-          <w:b w:val="false"/>
-          <w:bCs w:val="false"/>
+          <w:b/>
+          <w:bCs/>
         </w:rPr>
-        <w:t>Executive Summary</w:t>
+        <w:t>1. Executive Summary</w:t>
       </w:r>
     </w:p>
     <w:p>
@@ -71,18 +71,18 @@
     <w:p>
       <w:pPr>
         <w:pStyle w:val="Heading1"/>
-        <w:rPr/>
-      </w:pPr>
-      <w:r>
-        <w:rPr/>
-        <w:t xml:space="preserve">2. </w:t>
-      </w:r>
+        <w:rPr>
+          <w:b/>
+          <w:b/>
+          <w:bCs/>
+        </w:rPr>
+      </w:pPr>
       <w:r>
         <w:rPr>
-          <w:b w:val="false"/>
-          <w:bCs w:val="false"/>
+          <w:b/>
+          <w:bCs/>
         </w:rPr>
-        <w:t>Financial Highlights</w:t>
+        <w:t>2. Financial Highlights</w:t>
       </w:r>
     </w:p>
     <w:p>
@@ -98,18 +98,18 @@
     <w:p>
       <w:pPr>
         <w:pStyle w:val="Heading1"/>
-        <w:rPr/>
-      </w:pPr>
-      <w:r>
-        <w:rPr/>
-        <w:t xml:space="preserve">3. </w:t>
-      </w:r>
+        <w:rPr>
+          <w:b/>
+          <w:b/>
+          <w:bCs/>
+        </w:rPr>
+      </w:pPr>
       <w:r>
         <w:rPr>
-          <w:b w:val="false"/>
-          <w:bCs w:val="false"/>
+          <w:b/>
+          <w:bCs/>
         </w:rPr>
-        <w:t>Department Performance</w:t>
+        <w:t>3. Department Performance</w:t>
       </w:r>
     </w:p>
     <w:p>
@@ -125,18 +125,18 @@
     <w:p>
       <w:pPr>
         <w:pStyle w:val="Heading1"/>
-        <w:rPr/>
-      </w:pPr>
-      <w:r>
-        <w:rPr/>
-        <w:t xml:space="preserve">4. </w:t>
-      </w:r>
+        <w:rPr>
+          <w:b/>
+          <w:b/>
+          <w:bCs/>
+        </w:rPr>
+      </w:pPr>
       <w:r>
         <w:rPr>
-          <w:b w:val="false"/>
-          <w:bCs w:val="false"/>
+          <w:b/>
+          <w:bCs/>
         </w:rPr>
-        <w:t>Strategic Outlook</w:t>
+        <w:t>4. Strategic Outlook</w:t>
       </w:r>
     </w:p>
     <w:p>
@@ -215,6 +215,7 @@
         </w:tabs>
         <w:ind w:left="1080" w:hanging="360"/>
       </w:pPr>
+      <w:rPr/>
     </w:lvl>
     <w:lvl w:ilvl="2">
       <w:start w:val="1"/>
@@ -227,6 +228,7 @@
         </w:tabs>
         <w:ind w:left="1440" w:hanging="360"/>
       </w:pPr>
+      <w:rPr/>
     </w:lvl>
     <w:lvl w:ilvl="3">
       <w:start w:val="1"/>
@@ -239,6 +241,7 @@
         </w:tabs>
         <w:ind w:left="1800" w:hanging="360"/>
       </w:pPr>
+      <w:rPr/>
     </w:lvl>
     <w:lvl w:ilvl="4">
       <w:start w:val="1"/>
@@ -251,6 +254,7 @@
         </w:tabs>
         <w:ind w:left="2160" w:hanging="360"/>
       </w:pPr>
+      <w:rPr/>
     </w:lvl>
     <w:lvl w:ilvl="5">
       <w:start w:val="1"/>
@@ -263,6 +267,7 @@
         </w:tabs>
         <w:ind w:left="2520" w:hanging="360"/>
       </w:pPr>
+      <w:rPr/>
     </w:lvl>
     <w:lvl w:ilvl="6">
       <w:start w:val="1"/>
@@ -275,6 +280,7 @@
         </w:tabs>
         <w:ind w:left="2880" w:hanging="360"/>
       </w:pPr>
+      <w:rPr/>
     </w:lvl>
     <w:lvl w:ilvl="7">
       <w:start w:val="1"/>
@@ -287,6 +293,7 @@
         </w:tabs>
         <w:ind w:left="3240" w:hanging="360"/>
       </w:pPr>
+      <w:rPr/>
     </w:lvl>
     <w:lvl w:ilvl="8">
       <w:start w:val="1"/>
@@ -299,6 +306,7 @@
         </w:tabs>
         <w:ind w:left="3600" w:hanging="360"/>
       </w:pPr>
+      <w:rPr/>
     </w:lvl>
   </w:abstractNum>
   <w:abstractNum w:abstractNumId="2">
@@ -328,6 +336,7 @@
         </w:tabs>
         <w:ind w:left="1080" w:hanging="360"/>
       </w:pPr>
+      <w:rPr/>
     </w:lvl>
     <w:lvl w:ilvl="2">
       <w:start w:val="1"/>
@@ -340,6 +349,7 @@
         </w:tabs>
         <w:ind w:left="1440" w:hanging="360"/>
       </w:pPr>
+      <w:rPr/>
     </w:lvl>
     <w:lvl w:ilvl="3">
       <w:start w:val="1"/>
@@ -352,6 +362,7 @@
         </w:tabs>
         <w:ind w:left="1800" w:hanging="360"/>
       </w:pPr>
+      <w:rPr/>
     </w:lvl>
     <w:lvl w:ilvl="4">
       <w:start w:val="1"/>
@@ -364,6 +375,7 @@
         </w:tabs>
         <w:ind w:left="2160" w:hanging="360"/>
       </w:pPr>
+      <w:rPr/>
     </w:lvl>
     <w:lvl w:ilvl="5">
       <w:start w:val="1"/>
@@ -376,6 +388,7 @@
         </w:tabs>
         <w:ind w:left="2520" w:hanging="360"/>
       </w:pPr>
+      <w:rPr/>
     </w:lvl>
     <w:lvl w:ilvl="6">
       <w:start w:val="1"/>
@@ -388,6 +401,7 @@
         </w:tabs>
         <w:ind w:left="2880" w:hanging="360"/>
       </w:pPr>
+      <w:rPr/>
     </w:lvl>
     <w:lvl w:ilvl="7">
       <w:start w:val="1"/>
@@ -400,6 +414,7 @@
         </w:tabs>
         <w:ind w:left="3240" w:hanging="360"/>
       </w:pPr>
+      <w:rPr/>
     </w:lvl>
     <w:lvl w:ilvl="8">
       <w:start w:val="1"/>
@@ -412,6 +427,7 @@
         </w:tabs>
         <w:ind w:left="3600" w:hanging="360"/>
       </w:pPr>
+      <w:rPr/>
     </w:lvl>
   </w:abstractNum>
   <w:abstractNum w:abstractNumId="3">
@@ -441,6 +457,7 @@
         </w:tabs>
         <w:ind w:left="1080" w:hanging="360"/>
       </w:pPr>
+      <w:rPr/>
     </w:lvl>
     <w:lvl w:ilvl="2">
       <w:start w:val="1"/>
@@ -453,6 +470,7 @@
         </w:tabs>
         <w:ind w:left="1440" w:hanging="360"/>
       </w:pPr>
+      <w:rPr/>
     </w:lvl>
     <w:lvl w:ilvl="3">
       <w:start w:val="1"/>
@@ -465,6 +483,7 @@
         </w:tabs>
         <w:ind w:left="1800" w:hanging="360"/>
       </w:pPr>
+      <w:rPr/>
     </w:lvl>
     <w:lvl w:ilvl="4">
       <w:start w:val="1"/>
@@ -477,6 +496,7 @@
         </w:tabs>
         <w:ind w:left="2160" w:hanging="360"/>
       </w:pPr>
+      <w:rPr/>
     </w:lvl>
     <w:lvl w:ilvl="5">
       <w:start w:val="1"/>
@@ -489,6 +509,7 @@
         </w:tabs>
         <w:ind w:left="2520" w:hanging="360"/>
       </w:pPr>
+      <w:rPr/>
     </w:lvl>
     <w:lvl w:ilvl="6">
       <w:start w:val="1"/>
@@ -501,6 +522,7 @@
         </w:tabs>
         <w:ind w:left="2880" w:hanging="360"/>
       </w:pPr>
+      <w:rPr/>
     </w:lvl>
     <w:lvl w:ilvl="7">
       <w:start w:val="1"/>
@@ -513,6 +535,7 @@
         </w:tabs>
         <w:ind w:left="3240" w:hanging="360"/>
       </w:pPr>
+      <w:rPr/>
     </w:lvl>
     <w:lvl w:ilvl="8">
       <w:start w:val="1"/>
@@ -525,6 +548,7 @@
         </w:tabs>
         <w:ind w:left="3600" w:hanging="360"/>
       </w:pPr>
+      <w:rPr/>
     </w:lvl>
   </w:abstractNum>
   <w:abstractNum w:abstractNumId="4">
@@ -552,6 +576,7 @@
         </w:tabs>
         <w:ind w:left="1080" w:hanging="360"/>
       </w:pPr>
+      <w:rPr/>
     </w:lvl>
     <w:lvl w:ilvl="2">
       <w:start w:val="1"/>
@@ -564,6 +589,7 @@
         </w:tabs>
         <w:ind w:left="1440" w:hanging="360"/>
       </w:pPr>
+      <w:rPr/>
     </w:lvl>
     <w:lvl w:ilvl="3">
       <w:start w:val="1"/>
@@ -576,6 +602,7 @@
         </w:tabs>
         <w:ind w:left="1800" w:hanging="360"/>
       </w:pPr>
+      <w:rPr/>
     </w:lvl>
     <w:lvl w:ilvl="4">
       <w:start w:val="1"/>
@@ -588,6 +615,7 @@
         </w:tabs>
         <w:ind w:left="2160" w:hanging="360"/>
       </w:pPr>
+      <w:rPr/>
     </w:lvl>
     <w:lvl w:ilvl="5">
       <w:start w:val="1"/>
@@ -600,6 +628,7 @@
         </w:tabs>
         <w:ind w:left="2520" w:hanging="360"/>
       </w:pPr>
+      <w:rPr/>
     </w:lvl>
     <w:lvl w:ilvl="6">
       <w:start w:val="1"/>
@@ -612,6 +641,7 @@
         </w:tabs>
         <w:ind w:left="2880" w:hanging="360"/>
       </w:pPr>
+      <w:rPr/>
     </w:lvl>
     <w:lvl w:ilvl="7">
       <w:start w:val="1"/>
@@ -624,6 +654,7 @@
         </w:tabs>
         <w:ind w:left="3240" w:hanging="360"/>
       </w:pPr>
+      <w:rPr/>
     </w:lvl>
     <w:lvl w:ilvl="8">
       <w:start w:val="1"/>
@@ -636,6 +667,7 @@
         </w:tabs>
         <w:ind w:left="3600" w:hanging="360"/>
       </w:pPr>
+      <w:rPr/>
     </w:lvl>
   </w:abstractNum>
   <w:abstractNum w:abstractNumId="5">
@@ -663,6 +695,7 @@
         </w:tabs>
         <w:ind w:left="1080" w:hanging="360"/>
       </w:pPr>
+      <w:rPr/>
     </w:lvl>
     <w:lvl w:ilvl="2">
       <w:start w:val="1"/>
@@ -675,6 +708,7 @@
         </w:tabs>
         <w:ind w:left="1440" w:hanging="360"/>
       </w:pPr>
+      <w:rPr/>
     </w:lvl>
     <w:lvl w:ilvl="3">
       <w:start w:val="1"/>
@@ -687,6 +721,7 @@
         </w:tabs>
         <w:ind w:left="1800" w:hanging="360"/>
       </w:pPr>
+      <w:rPr/>
     </w:lvl>
     <w:lvl w:ilvl="4">
       <w:start w:val="1"/>
@@ -699,6 +734,7 @@
         </w:tabs>
         <w:ind w:left="2160" w:hanging="360"/>
       </w:pPr>
+      <w:rPr/>
     </w:lvl>
     <w:lvl w:ilvl="5">
       <w:start w:val="1"/>
@@ -711,6 +747,7 @@
         </w:tabs>
         <w:ind w:left="2520" w:hanging="360"/>
       </w:pPr>
+      <w:rPr/>
     </w:lvl>
     <w:lvl w:ilvl="6">
       <w:start w:val="1"/>
@@ -723,6 +760,7 @@
         </w:tabs>
         <w:ind w:left="2880" w:hanging="360"/>
       </w:pPr>
+      <w:rPr/>
     </w:lvl>
     <w:lvl w:ilvl="7">
       <w:start w:val="1"/>
@@ -735,6 +773,7 @@
         </w:tabs>
         <w:ind w:left="3240" w:hanging="360"/>
       </w:pPr>
+      <w:rPr/>
     </w:lvl>
     <w:lvl w:ilvl="8">
       <w:start w:val="1"/>
@@ -747,6 +786,7 @@
         </w:tabs>
         <w:ind w:left="3600" w:hanging="360"/>
       </w:pPr>
+      <w:rPr/>
     </w:lvl>
   </w:abstractNum>
   <w:abstractNum w:abstractNumId="6">
@@ -774,6 +814,7 @@
         </w:tabs>
         <w:ind w:left="1080" w:hanging="360"/>
       </w:pPr>
+      <w:rPr/>
     </w:lvl>
     <w:lvl w:ilvl="2">
       <w:start w:val="1"/>
@@ -786,6 +827,7 @@
         </w:tabs>
         <w:ind w:left="1440" w:hanging="360"/>
       </w:pPr>
+      <w:rPr/>
     </w:lvl>
     <w:lvl w:ilvl="3">
       <w:start w:val="1"/>
@@ -798,6 +840,7 @@
         </w:tabs>
         <w:ind w:left="1800" w:hanging="360"/>
       </w:pPr>
+      <w:rPr/>
     </w:lvl>
     <w:lvl w:ilvl="4">
       <w:start w:val="1"/>
@@ -810,6 +853,7 @@
         </w:tabs>
         <w:ind w:left="2160" w:hanging="360"/>
       </w:pPr>
+      <w:rPr/>
     </w:lvl>
     <w:lvl w:ilvl="5">
       <w:start w:val="1"/>
@@ -822,6 +866,7 @@
         </w:tabs>
         <w:ind w:left="2520" w:hanging="360"/>
       </w:pPr>
+      <w:rPr/>
     </w:lvl>
     <w:lvl w:ilvl="6">
       <w:start w:val="1"/>
@@ -834,6 +879,7 @@
         </w:tabs>
         <w:ind w:left="2880" w:hanging="360"/>
       </w:pPr>
+      <w:rPr/>
     </w:lvl>
     <w:lvl w:ilvl="7">
       <w:start w:val="1"/>
@@ -846,6 +892,7 @@
         </w:tabs>
         <w:ind w:left="3240" w:hanging="360"/>
       </w:pPr>
+      <w:rPr/>
     </w:lvl>
     <w:lvl w:ilvl="8">
       <w:start w:val="1"/>
@@ -858,6 +905,7 @@
         </w:tabs>
         <w:ind w:left="3600" w:hanging="360"/>
       </w:pPr>
+      <w:rPr/>
     </w:lvl>
   </w:abstractNum>
   <w:abstractNum w:abstractNumId="7">
@@ -1165,6 +1213,7 @@
     <w:rsid w:val="00fc693f"/>
     <w:pPr>
       <w:widowControl/>
+      <w:suppressAutoHyphens w:val="true"/>
       <w:bidi w:val="0"/>
       <w:spacing w:lineRule="auto" w:line="276" w:before="0" w:after="200"/>
       <w:jc w:val="left"/>
@@ -1857,6 +1906,7 @@
     <w:rsid w:val="00fc693f"/>
     <w:pPr>
       <w:widowControl/>
+      <w:suppressAutoHyphens w:val="true"/>
       <w:bidi w:val="0"/>
       <w:spacing w:lineRule="auto" w:line="240" w:before="0" w:after="0"/>
       <w:jc w:val="left"/>
@@ -1955,24 +2005,29 @@
       <w:szCs w:val="16"/>
     </w:rPr>
   </w:style>
-  <w:style w:type="paragraph" w:styleId="List2">
+  <w:style w:type="paragraph" w:styleId="ListBullet3">
     <w:name w:val="List Bullet 3"/>
     <w:basedOn w:val="Normal"/>
     <w:uiPriority w:val="99"/>
     <w:unhideWhenUsed/>
+    <w:qFormat/>
     <w:rsid w:val="00326f90"/>
     <w:pPr>
+      <w:numPr>
+        <w:ilvl w:val="0"/>
+        <w:numId w:val="3"/>
+      </w:numPr>
       <w:spacing w:before="0" w:after="200"/>
-      <w:ind w:left="720" w:hanging="360"/>
       <w:contextualSpacing/>
     </w:pPr>
     <w:rPr/>
   </w:style>
-  <w:style w:type="paragraph" w:styleId="List3">
+  <w:style w:type="paragraph" w:styleId="ListBullet4">
     <w:name w:val="List Bullet 4"/>
     <w:basedOn w:val="Normal"/>
     <w:uiPriority w:val="99"/>
     <w:unhideWhenUsed/>
+    <w:qFormat/>
     <w:rsid w:val="00326f90"/>
     <w:pPr>
       <w:spacing w:before="0" w:after="200"/>
@@ -2009,23 +2064,6 @@
       <w:numPr>
         <w:ilvl w:val="0"/>
         <w:numId w:val="2"/>
-      </w:numPr>
-      <w:spacing w:before="0" w:after="200"/>
-      <w:contextualSpacing/>
-    </w:pPr>
-    <w:rPr/>
-  </w:style>
-  <w:style w:type="paragraph" w:styleId="ListBullet3">
-    <w:name w:val="List Bullet 3"/>
-    <w:basedOn w:val="Normal"/>
-    <w:uiPriority w:val="99"/>
-    <w:unhideWhenUsed/>
-    <w:qFormat/>
-    <w:rsid w:val="00326f90"/>
-    <w:pPr>
-      <w:numPr>
-        <w:ilvl w:val="0"/>
-        <w:numId w:val="3"/>
       </w:numPr>
       <w:spacing w:before="0" w:after="200"/>
       <w:contextualSpacing/>
@@ -2144,6 +2182,7 @@
         <w:tab w:val="left" w:pos="3456" w:leader="none"/>
         <w:tab w:val="left" w:pos="4032" w:leader="none"/>
       </w:tabs>
+      <w:suppressAutoHyphens w:val="true"/>
       <w:bidi w:val="0"/>
       <w:spacing w:lineRule="auto" w:line="276" w:before="0" w:after="200"/>
       <w:jc w:val="left"/>
